--- a/docs/ HLD.docx
+++ b/docs/ HLD.docx
@@ -2396,55 +2396,6 @@
           <w:rFonts w:ascii="Times New Roman" w:cs="Times New Roman" w:eastAsia="Times New Roman" w:hAnsi="Times New Roman"/>
           <w:b w:val="1"/>
           <w:bCs w:val="1"/>
-          <w:sz w:val="20"/>
-          <w:szCs w:val="20"/>
-        </w:rPr>
-        <w:drawing>
-          <wp:anchor allowOverlap="1" behindDoc="0" distB="114300" distT="114300" distL="114300" distR="114300" hidden="0" layoutInCell="1" locked="0" relativeHeight="0" simplePos="0">
-            <wp:simplePos x="0" y="0"/>
-            <wp:positionH relativeFrom="page">
-              <wp:posOffset>5514975</wp:posOffset>
-            </wp:positionH>
-            <wp:positionV relativeFrom="page">
-              <wp:posOffset>457200</wp:posOffset>
-            </wp:positionV>
-            <wp:extent cx="2152650" cy="862013"/>
-            <wp:effectExtent b="0" l="0" r="0" t="0"/>
-            <wp:wrapSquare wrapText="bothSides" distB="114300" distT="114300" distL="114300" distR="114300"/>
-            <wp:docPr id="8" name="image6.jpg"/>
-            <a:graphic>
-              <a:graphicData uri="http://schemas.openxmlformats.org/drawingml/2006/picture">
-                <pic:pic>
-                  <pic:nvPicPr>
-                    <pic:cNvPr id="0" name="image6.jpg"/>
-                    <pic:cNvPicPr preferRelativeResize="0"/>
-                  </pic:nvPicPr>
-                  <pic:blipFill>
-                    <a:blip r:embed="rId8"/>
-                    <a:srcRect b="0" l="0" r="0" t="0"/>
-                    <a:stretch>
-                      <a:fillRect/>
-                    </a:stretch>
-                  </pic:blipFill>
-                  <pic:spPr>
-                    <a:xfrm>
-                      <a:off x="0" y="0"/>
-                      <a:ext cx="2152650" cy="862013"/>
-                    </a:xfrm>
-                    <a:prstGeom prst="rect"/>
-                    <a:ln/>
-                  </pic:spPr>
-                </pic:pic>
-              </a:graphicData>
-            </a:graphic>
-          </wp:anchor>
-        </w:drawing>
-      </w:r>
-      <w:r>
-        <w:rPr>
-          <w:rFonts w:ascii="Times New Roman" w:cs="Times New Roman" w:eastAsia="Times New Roman" w:hAnsi="Times New Roman"/>
-          <w:b w:val="1"/>
-          <w:bCs w:val="1"/>
           <w:rtl w:val="0"/>
         </w:rPr>
         <w:t xml:space="preserve">1.3  System Overview</w:t>
@@ -6594,55 +6545,6 @@
       </w:pPr>
       <w:r>
         <w:rPr>
-          <w:rFonts w:ascii="Times New Roman" w:cs="Times New Roman" w:eastAsia="Times New Roman" w:hAnsi="Times New Roman"/>
-          <w:b w:val="1"/>
-          <w:bCs w:val="1"/>
-          <w:sz w:val="20"/>
-          <w:szCs w:val="20"/>
-        </w:rPr>
-        <w:drawing>
-          <wp:anchor allowOverlap="1" behindDoc="0" distB="114300" distT="114300" distL="114300" distR="114300" hidden="0" layoutInCell="1" locked="0" relativeHeight="0" simplePos="0">
-            <wp:simplePos x="0" y="0"/>
-            <wp:positionH relativeFrom="page">
-              <wp:posOffset>5572125</wp:posOffset>
-            </wp:positionH>
-            <wp:positionV relativeFrom="page">
-              <wp:posOffset>457200</wp:posOffset>
-            </wp:positionV>
-            <wp:extent cx="1905000" cy="866775"/>
-            <wp:effectExtent b="0" l="0" r="0" t="0"/>
-            <wp:wrapSquare wrapText="bothSides" distB="114300" distT="114300" distL="114300" distR="114300"/>
-            <wp:docPr id="7" name="image6.jpg"/>
-            <a:graphic>
-              <a:graphicData uri="http://schemas.openxmlformats.org/drawingml/2006/picture">
-                <pic:pic>
-                  <pic:nvPicPr>
-                    <pic:cNvPr id="0" name="image6.jpg"/>
-                    <pic:cNvPicPr preferRelativeResize="0"/>
-                  </pic:nvPicPr>
-                  <pic:blipFill>
-                    <a:blip r:embed="rId8"/>
-                    <a:srcRect b="0" l="0" r="0" t="0"/>
-                    <a:stretch>
-                      <a:fillRect/>
-                    </a:stretch>
-                  </pic:blipFill>
-                  <pic:spPr>
-                    <a:xfrm>
-                      <a:off x="0" y="0"/>
-                      <a:ext cx="1905000" cy="866775"/>
-                    </a:xfrm>
-                    <a:prstGeom prst="rect"/>
-                    <a:ln/>
-                  </pic:spPr>
-                </pic:pic>
-              </a:graphicData>
-            </a:graphic>
-          </wp:anchor>
-        </w:drawing>
-      </w:r>
-      <w:r>
-        <w:rPr>
           <w:rtl w:val="0"/>
         </w:rPr>
       </w:r>
@@ -7385,7 +7287,7 @@
       </w:pPr>
       <w:sdt>
         <w:sdtPr>
-          <w:id w:val="878338454"/>
+          <w:id w:val="1194329792"/>
           <w:tag w:val="goog_rdk_0"/>
         </w:sdtPr>
         <w:sdtContent>
@@ -7487,53 +7389,6 @@
           <w:bCs w:val="1"/>
         </w:rPr>
       </w:pPr>
-      <w:r>
-        <w:rPr>
-          <w:rFonts w:ascii="Times New Roman" w:cs="Times New Roman" w:eastAsia="Times New Roman" w:hAnsi="Times New Roman"/>
-          <w:b w:val="1"/>
-          <w:bCs w:val="1"/>
-        </w:rPr>
-        <w:drawing>
-          <wp:anchor allowOverlap="1" behindDoc="0" distB="114300" distT="114300" distL="114300" distR="114300" hidden="0" layoutInCell="1" locked="0" relativeHeight="0" simplePos="0">
-            <wp:simplePos x="0" y="0"/>
-            <wp:positionH relativeFrom="page">
-              <wp:posOffset>5591175</wp:posOffset>
-            </wp:positionH>
-            <wp:positionV relativeFrom="page">
-              <wp:posOffset>352425</wp:posOffset>
-            </wp:positionV>
-            <wp:extent cx="1905000" cy="940800"/>
-            <wp:effectExtent b="0" l="0" r="0" t="0"/>
-            <wp:wrapSquare wrapText="bothSides" distB="114300" distT="114300" distL="114300" distR="114300"/>
-            <wp:docPr id="4" name="image6.jpg"/>
-            <a:graphic>
-              <a:graphicData uri="http://schemas.openxmlformats.org/drawingml/2006/picture">
-                <pic:pic>
-                  <pic:nvPicPr>
-                    <pic:cNvPr id="0" name="image6.jpg"/>
-                    <pic:cNvPicPr preferRelativeResize="0"/>
-                  </pic:nvPicPr>
-                  <pic:blipFill>
-                    <a:blip r:embed="rId8"/>
-                    <a:srcRect b="0" l="0" r="0" t="0"/>
-                    <a:stretch>
-                      <a:fillRect/>
-                    </a:stretch>
-                  </pic:blipFill>
-                  <pic:spPr>
-                    <a:xfrm>
-                      <a:off x="0" y="0"/>
-                      <a:ext cx="1905000" cy="940800"/>
-                    </a:xfrm>
-                    <a:prstGeom prst="rect"/>
-                    <a:ln/>
-                  </pic:spPr>
-                </pic:pic>
-              </a:graphicData>
-            </a:graphic>
-          </wp:anchor>
-        </w:drawing>
-      </w:r>
       <w:r>
         <w:rPr>
           <w:rFonts w:ascii="Times New Roman" w:cs="Times New Roman" w:eastAsia="Times New Roman" w:hAnsi="Times New Roman"/>
@@ -16548,16 +16403,16 @@
           <wp:inline distB="114300" distT="114300" distL="114300" distR="114300">
             <wp:extent cx="5943600" cy="3530600"/>
             <wp:effectExtent b="0" l="0" r="0" t="0"/>
-            <wp:docPr id="2" name="image3.jpg"/>
+            <wp:docPr id="2" name="image6.jpg"/>
             <a:graphic>
               <a:graphicData uri="http://schemas.openxmlformats.org/drawingml/2006/picture">
                 <pic:pic>
                   <pic:nvPicPr>
-                    <pic:cNvPr id="0" name="image3.jpg"/>
+                    <pic:cNvPr id="0" name="image6.jpg"/>
                     <pic:cNvPicPr preferRelativeResize="0"/>
                   </pic:nvPicPr>
                   <pic:blipFill>
-                    <a:blip r:embed="rId9"/>
+                    <a:blip r:embed="rId8"/>
                     <a:srcRect b="0" l="0" r="0" t="0"/>
                     <a:stretch>
                       <a:fillRect/>
@@ -16614,16 +16469,16 @@
             <wp:extent cx="5943600" cy="3543300"/>
             <wp:effectExtent b="0" l="0" r="0" t="0"/>
             <wp:wrapNone/>
-            <wp:docPr id="6" name="image5.jpg"/>
+            <wp:docPr id="5" name="image3.jpg"/>
             <a:graphic>
               <a:graphicData uri="http://schemas.openxmlformats.org/drawingml/2006/picture">
                 <pic:pic>
                   <pic:nvPicPr>
-                    <pic:cNvPr id="0" name="image5.jpg"/>
+                    <pic:cNvPr id="0" name="image3.jpg"/>
                     <pic:cNvPicPr preferRelativeResize="0"/>
                   </pic:nvPicPr>
                   <pic:blipFill>
-                    <a:blip r:embed="rId10"/>
+                    <a:blip r:embed="rId9"/>
                     <a:srcRect b="0" l="0" r="0" t="0"/>
                     <a:stretch>
                       <a:fillRect/>
@@ -16867,7 +16722,7 @@
             <wp:extent cx="5943600" cy="3568700"/>
             <wp:effectExtent b="0" l="0" r="0" t="0"/>
             <wp:wrapNone/>
-            <wp:docPr id="5" name="image2.jpg"/>
+            <wp:docPr id="4" name="image2.jpg"/>
             <a:graphic>
               <a:graphicData uri="http://schemas.openxmlformats.org/drawingml/2006/picture">
                 <pic:pic>
@@ -16876,7 +16731,7 @@
                     <pic:cNvPicPr preferRelativeResize="0"/>
                   </pic:nvPicPr>
                   <pic:blipFill>
-                    <a:blip r:embed="rId11"/>
+                    <a:blip r:embed="rId10"/>
                     <a:srcRect b="0" l="0" r="0" t="0"/>
                     <a:stretch>
                       <a:fillRect/>
@@ -17156,6 +17011,51 @@
           <w:rtl w:val="0"/>
         </w:rPr>
         <w:t xml:space="preserve">4.2  System Interfaces</w:t>
+      </w:r>
+    </w:p>
+    <w:p>
+      <w:pPr>
+        <w:spacing w:after="40" w:before="140" w:lineRule="auto"/>
+        <w:rPr>
+          <w:rFonts w:ascii="Times New Roman" w:cs="Times New Roman" w:eastAsia="Times New Roman" w:hAnsi="Times New Roman"/>
+          <w:b w:val="1"/>
+          <w:bCs w:val="1"/>
+        </w:rPr>
+      </w:pPr>
+      <w:r>
+        <w:rPr>
+          <w:rtl w:val="0"/>
+        </w:rPr>
+      </w:r>
+    </w:p>
+    <w:p>
+      <w:pPr>
+        <w:spacing w:after="40" w:before="140" w:lineRule="auto"/>
+        <w:rPr>
+          <w:rFonts w:ascii="Times New Roman" w:cs="Times New Roman" w:eastAsia="Times New Roman" w:hAnsi="Times New Roman"/>
+          <w:b w:val="1"/>
+          <w:bCs w:val="1"/>
+        </w:rPr>
+      </w:pPr>
+      <w:r>
+        <w:rPr>
+          <w:rtl w:val="0"/>
+        </w:rPr>
+      </w:r>
+    </w:p>
+    <w:p>
+      <w:pPr>
+        <w:spacing w:after="40" w:before="140" w:lineRule="auto"/>
+        <w:rPr>
+          <w:rFonts w:ascii="Times New Roman" w:cs="Times New Roman" w:eastAsia="Times New Roman" w:hAnsi="Times New Roman"/>
+          <w:b w:val="1"/>
+          <w:bCs w:val="1"/>
+        </w:rPr>
+      </w:pPr>
+      <w:r>
+        <w:rPr>
+          <w:rtl w:val="0"/>
+        </w:rPr>
       </w:r>
     </w:p>
     <w:p>
@@ -20842,7 +20742,7 @@
             </w:pPr>
             <w:sdt>
               <w:sdtPr>
-                <w:id w:val="1635127841"/>
+                <w:id w:val="-1312750643"/>
                 <w:tag w:val="goog_rdk_1"/>
               </w:sdtPr>
               <w:sdtContent>
@@ -21457,8 +21357,8 @@
       </w:r>
     </w:p>
     <w:sectPr>
-      <w:headerReference r:id="rId12" w:type="default"/>
-      <w:footerReference r:id="rId13" w:type="default"/>
+      <w:headerReference r:id="rId11" w:type="default"/>
+      <w:footerReference r:id="rId12" w:type="default"/>
       <w:pgSz w:h="15840" w:w="12240" w:orient="portrait"/>
       <w:pgMar w:bottom="1440" w:top="1440" w:left="1440" w:right="1440" w:header="720" w:footer="720"/>
       <w:pgNumType w:start="1"/>
@@ -21517,12 +21417,12 @@
           <wp:extent cx="1905000" cy="1300163"/>
           <wp:effectExtent b="0" l="0" r="0" t="0"/>
           <wp:wrapSquare wrapText="bothSides" distB="114300" distT="114300" distL="114300" distR="114300"/>
-          <wp:docPr id="9" name="image6.jpg"/>
+          <wp:docPr id="6" name="image4.jpg"/>
           <a:graphic>
             <a:graphicData uri="http://schemas.openxmlformats.org/drawingml/2006/picture">
               <pic:pic>
                 <pic:nvPicPr>
-                  <pic:cNvPr id="0" name="image6.jpg"/>
+                  <pic:cNvPr id="0" name="image4.jpg"/>
                   <pic:cNvPicPr preferRelativeResize="0"/>
                 </pic:nvPicPr>
                 <pic:blipFill>
@@ -21566,12 +21466,12 @@
           <wp:extent cx="1943100" cy="674688"/>
           <wp:effectExtent b="0" l="0" r="0" t="0"/>
           <wp:wrapNone/>
-          <wp:docPr id="3" name="image4.jpg"/>
+          <wp:docPr id="3" name="image5.jpg"/>
           <a:graphic>
             <a:graphicData uri="http://schemas.openxmlformats.org/drawingml/2006/picture">
               <pic:pic>
                 <pic:nvPicPr>
-                  <pic:cNvPr id="0" name="image4.jpg"/>
+                  <pic:cNvPr id="0" name="image5.jpg"/>
                   <pic:cNvPicPr preferRelativeResize="0"/>
                 </pic:nvPicPr>
                 <pic:blipFill>
